--- a/DS6015_syllabus.docx
+++ b/DS6015_syllabus.docx
@@ -40,7 +40,7 @@
           <w:sz w:val="24"/>
           <w:szCs w:val="24"/>
         </w:rPr>
-        <w:t xml:space="preserve">Last updated: May </w:t>
+        <w:t xml:space="preserve">Last updated: </w:t>
       </w:r>
       <w:r>
         <w:rPr>
@@ -51,7 +51,7 @@
           <w:sz w:val="24"/>
           <w:szCs w:val="24"/>
         </w:rPr>
-        <w:t>23</w:t>
+        <w:t>July 14</w:t>
       </w:r>
       <w:r>
         <w:rPr>
@@ -62,18 +62,7 @@
           <w:sz w:val="24"/>
           <w:szCs w:val="24"/>
         </w:rPr>
-        <w:t>, 202</w:t>
-      </w:r>
-      <w:r>
-        <w:rPr>
-          <w:rFonts w:eastAsia="Calibri" w:cs="Calibri" w:ascii="Calibri" w:hAnsi="Calibri"/>
-          <w:b w:val="false"/>
-          <w:bCs w:val="false"/>
-          <w:color w:val="000000"/>
-          <w:sz w:val="24"/>
-          <w:szCs w:val="24"/>
-        </w:rPr>
-        <w:t>5</w:t>
+        <w:t>, 2025</w:t>
       </w:r>
     </w:p>
     <w:p>
@@ -1393,7 +1382,7 @@
           <w:szCs w:val="24"/>
           <w:lang w:val="en-US" w:eastAsia="en-US" w:bidi="ar-SA"/>
         </w:rPr>
-        <w:t>Participation             10%</w:t>
+        <w:t>Faculty Mentor Briefing Report   10%</w:t>
       </w:r>
     </w:p>
     <w:p>
@@ -1417,7 +1406,7 @@
           <w:szCs w:val="24"/>
           <w:lang w:val="en-US" w:eastAsia="en-US" w:bidi="ar-SA"/>
         </w:rPr>
-        <w:t>Progress Report I     15%</w:t>
+        <w:t>Participation                                    10%</w:t>
       </w:r>
     </w:p>
     <w:p>
@@ -1441,7 +1430,31 @@
           <w:szCs w:val="24"/>
           <w:lang w:val="en-US" w:eastAsia="en-US" w:bidi="ar-SA"/>
         </w:rPr>
-        <w:t>Progress Report II    15%</w:t>
+        <w:t>Progress Report I                            15%</w:t>
+      </w:r>
+    </w:p>
+    <w:p>
+      <w:pPr>
+        <w:pStyle w:val="TextBody"/>
+        <w:rPr>
+          <w:rFonts w:ascii="Calibri" w:hAnsi="Calibri" w:eastAsia="Times New Roman" w:cs="Times New Roman"/>
+          <w:color w:val="auto"/>
+          <w:kern w:val="0"/>
+          <w:sz w:val="24"/>
+          <w:szCs w:val="24"/>
+          <w:lang w:val="en-US" w:eastAsia="en-US" w:bidi="ar-SA"/>
+        </w:rPr>
+      </w:pPr>
+      <w:r>
+        <w:rPr>
+          <w:rFonts w:eastAsia="Times New Roman" w:cs="Times New Roman" w:ascii="Calibri" w:hAnsi="Calibri"/>
+          <w:color w:val="auto"/>
+          <w:kern w:val="0"/>
+          <w:sz w:val="24"/>
+          <w:szCs w:val="24"/>
+          <w:lang w:val="en-US" w:eastAsia="en-US" w:bidi="ar-SA"/>
+        </w:rPr>
+        <w:t>Progress Report II                           15%</w:t>
       </w:r>
     </w:p>
     <w:p>
@@ -1468,7 +1481,29 @@
         <w:t xml:space="preserve">Paper   </w:t>
         <w:tab/>
         <w:tab/>
-        <w:t xml:space="preserve">   35%</w:t>
+        <w:t xml:space="preserve">                          </w:t>
+      </w:r>
+      <w:r>
+        <w:rPr>
+          <w:rFonts w:eastAsia="Times New Roman" w:cs="Times New Roman" w:ascii="Calibri" w:hAnsi="Calibri"/>
+          <w:color w:val="auto"/>
+          <w:kern w:val="0"/>
+          <w:sz w:val="24"/>
+          <w:szCs w:val="24"/>
+          <w:lang w:val="en-US" w:eastAsia="en-US" w:bidi="ar-SA"/>
+        </w:rPr>
+        <w:t>2</w:t>
+      </w:r>
+      <w:r>
+        <w:rPr>
+          <w:rFonts w:eastAsia="Times New Roman" w:cs="Times New Roman" w:ascii="Calibri" w:hAnsi="Calibri"/>
+          <w:color w:val="auto"/>
+          <w:kern w:val="0"/>
+          <w:sz w:val="24"/>
+          <w:szCs w:val="24"/>
+          <w:lang w:val="en-US" w:eastAsia="en-US" w:bidi="ar-SA"/>
+        </w:rPr>
+        <w:t>5%</w:t>
       </w:r>
     </w:p>
     <w:p>
@@ -1489,7 +1524,7 @@
         </w:rPr>
         <w:t xml:space="preserve">Presentation </w:t>
         <w:tab/>
-        <w:t xml:space="preserve">   15%</w:t>
+        <w:t xml:space="preserve">                          15%</w:t>
       </w:r>
     </w:p>
     <w:p>
@@ -1508,7 +1543,7 @@
           <w:szCs w:val="24"/>
           <w:lang w:val="en-US" w:eastAsia="en-US" w:bidi="ar-SA"/>
         </w:rPr>
-        <w:t>Code Repository       10%</w:t>
+        <w:t>Code Repository                              10%</w:t>
       </w:r>
       <w:r>
         <w:rPr>
@@ -1540,7 +1575,119 @@
           <w:shd w:fill="auto" w:val="clear"/>
           <w:lang w:val="en-US" w:eastAsia="en-US" w:bidi="ar-SA"/>
         </w:rPr>
-        <w:t>Note: While students work as a team, they may be graded individually based on their effort on the project. The goal is for each student to contribute equally.</w:t>
+        <w:t>Note:</w:t>
+      </w:r>
+    </w:p>
+    <w:p>
+      <w:pPr>
+        <w:pStyle w:val="TextBody"/>
+        <w:widowControl/>
+        <w:numPr>
+          <w:ilvl w:val="0"/>
+          <w:numId w:val="2"/>
+        </w:numPr>
+        <w:suppressAutoHyphens w:val="true"/>
+        <w:bidi w:val="0"/>
+        <w:spacing w:before="0" w:after="120"/>
+        <w:ind w:left="180" w:right="0" w:hanging="180"/>
+        <w:jc w:val="left"/>
+        <w:rPr>
+          <w:b w:val="false"/>
+          <w:b w:val="false"/>
+          <w:bCs w:val="false"/>
+        </w:rPr>
+      </w:pPr>
+      <w:r>
+        <w:rPr>
+          <w:rFonts w:eastAsia="" w:cs="Times New Roman (Headings CS)" w:ascii="Calibri" w:hAnsi="Calibri" w:eastAsiaTheme="majorEastAsia"/>
+          <w:b w:val="false"/>
+          <w:bCs w:val="false"/>
+          <w:i w:val="false"/>
+          <w:caps w:val="false"/>
+          <w:smallCaps w:val="false"/>
+          <w:color w:val="000000" w:themeColor="text1"/>
+          <w:spacing w:val="0"/>
+          <w:kern w:val="0"/>
+          <w:sz w:val="24"/>
+          <w:szCs w:val="32"/>
+          <w:shd w:fill="auto" w:val="clear"/>
+          <w:lang w:val="en-US" w:eastAsia="en-US" w:bidi="ar-SA"/>
+        </w:rPr>
+        <w:t xml:space="preserve">Students on same project may receive different grade based on participation </w:t>
+      </w:r>
+      <w:r>
+        <w:rPr>
+          <w:rFonts w:eastAsia="" w:cs="Times New Roman (Headings CS)" w:ascii="Calibri" w:hAnsi="Calibri" w:eastAsiaTheme="majorEastAsia"/>
+          <w:b w:val="false"/>
+          <w:bCs w:val="false"/>
+          <w:i w:val="false"/>
+          <w:caps w:val="false"/>
+          <w:smallCaps w:val="false"/>
+          <w:color w:val="000000" w:themeColor="text1"/>
+          <w:spacing w:val="0"/>
+          <w:kern w:val="0"/>
+          <w:sz w:val="24"/>
+          <w:szCs w:val="32"/>
+          <w:shd w:fill="auto" w:val="clear"/>
+          <w:lang w:val="en-US" w:eastAsia="en-US" w:bidi="ar-SA"/>
+        </w:rPr>
+        <w:t>and</w:t>
+      </w:r>
+      <w:r>
+        <w:rPr>
+          <w:rFonts w:eastAsia="" w:cs="Times New Roman (Headings CS)" w:ascii="Calibri" w:hAnsi="Calibri" w:eastAsiaTheme="majorEastAsia"/>
+          <w:b w:val="false"/>
+          <w:bCs w:val="false"/>
+          <w:i w:val="false"/>
+          <w:caps w:val="false"/>
+          <w:smallCaps w:val="false"/>
+          <w:color w:val="000000" w:themeColor="text1"/>
+          <w:spacing w:val="0"/>
+          <w:kern w:val="0"/>
+          <w:sz w:val="24"/>
+          <w:szCs w:val="32"/>
+          <w:shd w:fill="auto" w:val="clear"/>
+          <w:lang w:val="en-US" w:eastAsia="en-US" w:bidi="ar-SA"/>
+        </w:rPr>
+        <w:t xml:space="preserve"> effort</w:t>
+      </w:r>
+    </w:p>
+    <w:p>
+      <w:pPr>
+        <w:pStyle w:val="TextBody"/>
+        <w:widowControl/>
+        <w:numPr>
+          <w:ilvl w:val="0"/>
+          <w:numId w:val="2"/>
+        </w:numPr>
+        <w:suppressAutoHyphens w:val="true"/>
+        <w:bidi w:val="0"/>
+        <w:spacing w:before="0" w:after="120"/>
+        <w:ind w:left="180" w:right="0" w:hanging="180"/>
+        <w:jc w:val="left"/>
+        <w:rPr>
+          <w:b w:val="false"/>
+          <w:b w:val="false"/>
+          <w:bCs w:val="false"/>
+        </w:rPr>
+      </w:pPr>
+      <w:r>
+        <w:rPr>
+          <w:rFonts w:eastAsia="" w:cs="Times New Roman (Headings CS)" w:ascii="Calibri" w:hAnsi="Calibri" w:eastAsiaTheme="majorEastAsia"/>
+          <w:b w:val="false"/>
+          <w:bCs w:val="false"/>
+          <w:color w:val="000000" w:themeColor="text1"/>
+          <w:kern w:val="0"/>
+          <w:sz w:val="24"/>
+          <w:szCs w:val="32"/>
+          <w:shd w:fill="auto" w:val="clear"/>
+          <w:lang w:val="en-US" w:eastAsia="en-US" w:bidi="ar-SA"/>
+        </w:rPr>
+        <w:t>The faculty mentor does the grading. Make your efforts clear to them:</w:t>
+        <w:br/>
+        <w:t>- In status reports, list your contributions</w:t>
+        <w:br/>
+        <w:t>- In final paper, list your contributions</w:t>
       </w:r>
     </w:p>
     <w:p>
@@ -1549,8 +1696,14 @@
         <w:ind w:hanging="0"/>
         <w:jc w:val="left"/>
         <w:rPr>
-          <w:rFonts w:ascii="Calibri" w:hAnsi="Calibri" w:eastAsia="" w:cs="Times New Roman (Headings CS)" w:eastAsiaTheme="majorEastAsia"/>
-          <w:b/>
+          <w:b w:val="false"/>
+          <w:b w:val="false"/>
+          <w:bCs w:val="false"/>
+        </w:rPr>
+      </w:pPr>
+      <w:r>
+        <w:rPr>
+          <w:rFonts w:eastAsia="" w:cs="Times New Roman (Headings CS)" w:eastAsiaTheme="majorEastAsia" w:ascii="Calibri" w:hAnsi="Calibri"/>
           <w:b/>
           <w:bCs/>
           <w:color w:val="000000" w:themeColor="text1"/>
@@ -1559,9 +1712,6 @@
           <w:szCs w:val="32"/>
           <w:lang w:val="en-US" w:eastAsia="en-US" w:bidi="ar-SA"/>
         </w:rPr>
-      </w:pPr>
-      <w:r>
-        <w:rPr/>
       </w:r>
     </w:p>
     <w:p>
@@ -2075,6 +2225,143 @@
   <w:abstractNum w:abstractNumId="2">
     <w:lvl w:ilvl="0">
       <w:start w:val="1"/>
+      <w:numFmt w:val="bullet"/>
+      <w:lvlText w:val=""/>
+      <w:lvlJc w:val="left"/>
+      <w:pPr>
+        <w:tabs>
+          <w:tab w:val="num" w:pos="720"/>
+        </w:tabs>
+        <w:ind w:left="720" w:hanging="360"/>
+      </w:pPr>
+      <w:rPr>
+        <w:rFonts w:ascii="Symbol" w:hAnsi="Symbol" w:cs="Symbol" w:hint="default"/>
+      </w:rPr>
+    </w:lvl>
+    <w:lvl w:ilvl="1">
+      <w:start w:val="1"/>
+      <w:numFmt w:val="bullet"/>
+      <w:lvlText w:val="◦"/>
+      <w:lvlJc w:val="left"/>
+      <w:pPr>
+        <w:tabs>
+          <w:tab w:val="num" w:pos="1080"/>
+        </w:tabs>
+        <w:ind w:left="1080" w:hanging="360"/>
+      </w:pPr>
+      <w:rPr>
+        <w:rFonts w:ascii="OpenSymbol" w:hAnsi="OpenSymbol" w:cs="OpenSymbol" w:hint="default"/>
+      </w:rPr>
+    </w:lvl>
+    <w:lvl w:ilvl="2">
+      <w:start w:val="1"/>
+      <w:numFmt w:val="bullet"/>
+      <w:lvlText w:val="▪"/>
+      <w:lvlJc w:val="left"/>
+      <w:pPr>
+        <w:tabs>
+          <w:tab w:val="num" w:pos="1440"/>
+        </w:tabs>
+        <w:ind w:left="1440" w:hanging="360"/>
+      </w:pPr>
+      <w:rPr>
+        <w:rFonts w:ascii="OpenSymbol" w:hAnsi="OpenSymbol" w:cs="OpenSymbol" w:hint="default"/>
+      </w:rPr>
+    </w:lvl>
+    <w:lvl w:ilvl="3">
+      <w:start w:val="1"/>
+      <w:numFmt w:val="bullet"/>
+      <w:lvlText w:val=""/>
+      <w:lvlJc w:val="left"/>
+      <w:pPr>
+        <w:tabs>
+          <w:tab w:val="num" w:pos="1800"/>
+        </w:tabs>
+        <w:ind w:left="1800" w:hanging="360"/>
+      </w:pPr>
+      <w:rPr>
+        <w:rFonts w:ascii="Symbol" w:hAnsi="Symbol" w:cs="Symbol" w:hint="default"/>
+      </w:rPr>
+    </w:lvl>
+    <w:lvl w:ilvl="4">
+      <w:start w:val="1"/>
+      <w:numFmt w:val="bullet"/>
+      <w:lvlText w:val="◦"/>
+      <w:lvlJc w:val="left"/>
+      <w:pPr>
+        <w:tabs>
+          <w:tab w:val="num" w:pos="2160"/>
+        </w:tabs>
+        <w:ind w:left="2160" w:hanging="360"/>
+      </w:pPr>
+      <w:rPr>
+        <w:rFonts w:ascii="OpenSymbol" w:hAnsi="OpenSymbol" w:cs="OpenSymbol" w:hint="default"/>
+      </w:rPr>
+    </w:lvl>
+    <w:lvl w:ilvl="5">
+      <w:start w:val="1"/>
+      <w:numFmt w:val="bullet"/>
+      <w:lvlText w:val="▪"/>
+      <w:lvlJc w:val="left"/>
+      <w:pPr>
+        <w:tabs>
+          <w:tab w:val="num" w:pos="2520"/>
+        </w:tabs>
+        <w:ind w:left="2520" w:hanging="360"/>
+      </w:pPr>
+      <w:rPr>
+        <w:rFonts w:ascii="OpenSymbol" w:hAnsi="OpenSymbol" w:cs="OpenSymbol" w:hint="default"/>
+      </w:rPr>
+    </w:lvl>
+    <w:lvl w:ilvl="6">
+      <w:start w:val="1"/>
+      <w:numFmt w:val="bullet"/>
+      <w:lvlText w:val=""/>
+      <w:lvlJc w:val="left"/>
+      <w:pPr>
+        <w:tabs>
+          <w:tab w:val="num" w:pos="2880"/>
+        </w:tabs>
+        <w:ind w:left="2880" w:hanging="360"/>
+      </w:pPr>
+      <w:rPr>
+        <w:rFonts w:ascii="Symbol" w:hAnsi="Symbol" w:cs="Symbol" w:hint="default"/>
+      </w:rPr>
+    </w:lvl>
+    <w:lvl w:ilvl="7">
+      <w:start w:val="1"/>
+      <w:numFmt w:val="bullet"/>
+      <w:lvlText w:val="◦"/>
+      <w:lvlJc w:val="left"/>
+      <w:pPr>
+        <w:tabs>
+          <w:tab w:val="num" w:pos="3240"/>
+        </w:tabs>
+        <w:ind w:left="3240" w:hanging="360"/>
+      </w:pPr>
+      <w:rPr>
+        <w:rFonts w:ascii="OpenSymbol" w:hAnsi="OpenSymbol" w:cs="OpenSymbol" w:hint="default"/>
+      </w:rPr>
+    </w:lvl>
+    <w:lvl w:ilvl="8">
+      <w:start w:val="1"/>
+      <w:numFmt w:val="bullet"/>
+      <w:lvlText w:val="▪"/>
+      <w:lvlJc w:val="left"/>
+      <w:pPr>
+        <w:tabs>
+          <w:tab w:val="num" w:pos="3600"/>
+        </w:tabs>
+        <w:ind w:left="3600" w:hanging="360"/>
+      </w:pPr>
+      <w:rPr>
+        <w:rFonts w:ascii="OpenSymbol" w:hAnsi="OpenSymbol" w:cs="OpenSymbol" w:hint="default"/>
+      </w:rPr>
+    </w:lvl>
+  </w:abstractNum>
+  <w:abstractNum w:abstractNumId="3">
+    <w:lvl w:ilvl="0">
+      <w:start w:val="1"/>
       <w:numFmt w:val="none"/>
       <w:suff w:val="nothing"/>
       <w:lvlText w:val=""/>
@@ -2196,6 +2483,9 @@
   </w:num>
   <w:num w:numId="2">
     <w:abstractNumId w:val="2"/>
+  </w:num>
+  <w:num w:numId="3">
+    <w:abstractNumId w:val="3"/>
   </w:num>
 </w:numbering>
 </file>

--- a/DS6015_syllabus.docx
+++ b/DS6015_syllabus.docx
@@ -51,7 +51,7 @@
           <w:sz w:val="24"/>
           <w:szCs w:val="24"/>
         </w:rPr>
-        <w:t>July 14</w:t>
+        <w:t>September 6</w:t>
       </w:r>
       <w:r>
         <w:rPr>
@@ -263,6 +263,81 @@
           <w:lang w:val="en-US" w:eastAsia="en-US" w:bidi="ar-SA"/>
         </w:rPr>
         <w:t>4. Demonstrate oral and written communication skills through a formal paper and presentation of project outcomes</w:t>
+      </w:r>
+    </w:p>
+    <w:p>
+      <w:pPr>
+        <w:pStyle w:val="Heading1"/>
+        <w:rPr>
+          <w:rFonts w:ascii="Calibri" w:hAnsi="Calibri" w:eastAsia="" w:cs="Times New Roman (Headings CS)" w:eastAsiaTheme="majorEastAsia"/>
+          <w:b/>
+          <w:b/>
+          <w:bCs/>
+          <w:color w:val="000000" w:themeColor="text1"/>
+          <w:kern w:val="0"/>
+          <w:sz w:val="24"/>
+          <w:szCs w:val="32"/>
+          <w:lang w:val="en-US" w:eastAsia="en-US" w:bidi="ar-SA"/>
+        </w:rPr>
+      </w:pPr>
+      <w:r>
+        <w:rPr>
+          <w:rFonts w:eastAsia="" w:cs="Times New Roman (Headings CS)" w:ascii="Calibri" w:hAnsi="Calibri" w:eastAsiaTheme="majorEastAsia"/>
+          <w:b/>
+          <w:bCs/>
+          <w:color w:val="000000" w:themeColor="text1"/>
+          <w:kern w:val="0"/>
+          <w:sz w:val="24"/>
+          <w:szCs w:val="32"/>
+          <w:lang w:val="en-US" w:eastAsia="en-US" w:bidi="ar-SA"/>
+        </w:rPr>
+        <w:t>Textbooks</w:t>
+      </w:r>
+    </w:p>
+    <w:p>
+      <w:pPr>
+        <w:pStyle w:val="TextBody"/>
+        <w:ind w:hanging="0"/>
+        <w:rPr/>
+      </w:pPr>
+      <w:hyperlink r:id="rId2">
+        <w:r>
+          <w:rPr>
+            <w:rStyle w:val="InternetLink"/>
+            <w:rFonts w:eastAsia="Times New Roman" w:cs="Times New Roman" w:ascii="Calibri" w:hAnsi="Calibri"/>
+            <w:b w:val="false"/>
+            <w:i w:val="false"/>
+            <w:caps w:val="false"/>
+            <w:smallCaps w:val="false"/>
+            <w:color w:val="auto"/>
+            <w:spacing w:val="0"/>
+            <w:kern w:val="0"/>
+            <w:sz w:val="24"/>
+            <w:szCs w:val="24"/>
+            <w:u w:val="none"/>
+            <w:lang w:val="en-US" w:eastAsia="en-US" w:bidi="ar-SA"/>
+          </w:rPr>
+          <w:t>From Concepts to Code: Introduction to Data Science</w:t>
+        </w:r>
+      </w:hyperlink>
+      <w:r>
+        <w:rPr>
+          <w:rFonts w:eastAsia="Times New Roman" w:cs="Times New Roman" w:ascii="Calibri" w:hAnsi="Calibri"/>
+          <w:b w:val="false"/>
+          <w:i w:val="false"/>
+          <w:caps w:val="false"/>
+          <w:smallCaps w:val="false"/>
+          <w:color w:val="auto"/>
+          <w:spacing w:val="0"/>
+          <w:kern w:val="0"/>
+          <w:sz w:val="24"/>
+          <w:szCs w:val="24"/>
+          <w:u w:val="none"/>
+          <w:lang w:val="en-US" w:eastAsia="en-US" w:bidi="ar-SA"/>
+        </w:rPr>
+        <w:t>. Tashman, A.P. Chapman and Hall/CRC.</w:t>
+        <w:br/>
+        <w:t>Provides coverage of the topics that come up in capstone and more generally in the data science field. Optional but recommended.</w:t>
       </w:r>
     </w:p>
     <w:p>
@@ -1481,29 +1556,7 @@
         <w:t xml:space="preserve">Paper   </w:t>
         <w:tab/>
         <w:tab/>
-        <w:t xml:space="preserve">                          </w:t>
-      </w:r>
-      <w:r>
-        <w:rPr>
-          <w:rFonts w:eastAsia="Times New Roman" w:cs="Times New Roman" w:ascii="Calibri" w:hAnsi="Calibri"/>
-          <w:color w:val="auto"/>
-          <w:kern w:val="0"/>
-          <w:sz w:val="24"/>
-          <w:szCs w:val="24"/>
-          <w:lang w:val="en-US" w:eastAsia="en-US" w:bidi="ar-SA"/>
-        </w:rPr>
-        <w:t>2</w:t>
-      </w:r>
-      <w:r>
-        <w:rPr>
-          <w:rFonts w:eastAsia="Times New Roman" w:cs="Times New Roman" w:ascii="Calibri" w:hAnsi="Calibri"/>
-          <w:color w:val="auto"/>
-          <w:kern w:val="0"/>
-          <w:sz w:val="24"/>
-          <w:szCs w:val="24"/>
-          <w:lang w:val="en-US" w:eastAsia="en-US" w:bidi="ar-SA"/>
-        </w:rPr>
-        <w:t>5%</w:t>
+        <w:t xml:space="preserve">                          25%</w:t>
       </w:r>
     </w:p>
     <w:p>
@@ -1613,43 +1666,7 @@
           <w:shd w:fill="auto" w:val="clear"/>
           <w:lang w:val="en-US" w:eastAsia="en-US" w:bidi="ar-SA"/>
         </w:rPr>
-        <w:t xml:space="preserve">Students on same project may receive different grade based on participation </w:t>
-      </w:r>
-      <w:r>
-        <w:rPr>
-          <w:rFonts w:eastAsia="" w:cs="Times New Roman (Headings CS)" w:ascii="Calibri" w:hAnsi="Calibri" w:eastAsiaTheme="majorEastAsia"/>
-          <w:b w:val="false"/>
-          <w:bCs w:val="false"/>
-          <w:i w:val="false"/>
-          <w:caps w:val="false"/>
-          <w:smallCaps w:val="false"/>
-          <w:color w:val="000000" w:themeColor="text1"/>
-          <w:spacing w:val="0"/>
-          <w:kern w:val="0"/>
-          <w:sz w:val="24"/>
-          <w:szCs w:val="32"/>
-          <w:shd w:fill="auto" w:val="clear"/>
-          <w:lang w:val="en-US" w:eastAsia="en-US" w:bidi="ar-SA"/>
-        </w:rPr>
-        <w:t>and</w:t>
-      </w:r>
-      <w:r>
-        <w:rPr>
-          <w:rFonts w:eastAsia="" w:cs="Times New Roman (Headings CS)" w:ascii="Calibri" w:hAnsi="Calibri" w:eastAsiaTheme="majorEastAsia"/>
-          <w:b w:val="false"/>
-          <w:bCs w:val="false"/>
-          <w:i w:val="false"/>
-          <w:caps w:val="false"/>
-          <w:smallCaps w:val="false"/>
-          <w:color w:val="000000" w:themeColor="text1"/>
-          <w:spacing w:val="0"/>
-          <w:kern w:val="0"/>
-          <w:sz w:val="24"/>
-          <w:szCs w:val="32"/>
-          <w:shd w:fill="auto" w:val="clear"/>
-          <w:lang w:val="en-US" w:eastAsia="en-US" w:bidi="ar-SA"/>
-        </w:rPr>
-        <w:t xml:space="preserve"> effort</w:t>
+        <w:t>Students on same project may receive different grade based on participation and effort</w:t>
       </w:r>
     </w:p>
     <w:p>
@@ -1703,14 +1720,8 @@
       </w:pPr>
       <w:r>
         <w:rPr>
-          <w:rFonts w:eastAsia="" w:cs="Times New Roman (Headings CS)" w:eastAsiaTheme="majorEastAsia" w:ascii="Calibri" w:hAnsi="Calibri"/>
-          <w:b/>
-          <w:bCs/>
-          <w:color w:val="000000" w:themeColor="text1"/>
-          <w:kern w:val="0"/>
-          <w:sz w:val="24"/>
-          <w:szCs w:val="32"/>
-          <w:lang w:val="en-US" w:eastAsia="en-US" w:bidi="ar-SA"/>
+          <w:b w:val="false"/>
+          <w:bCs w:val="false"/>
         </w:rPr>
       </w:r>
     </w:p>
@@ -1904,7 +1915,7 @@
         </w:rPr>
         <w:t xml:space="preserve">more information, visit </w:t>
       </w:r>
-      <w:hyperlink r:id="rId2">
+      <w:hyperlink r:id="rId3">
         <w:r>
           <w:rPr>
             <w:rFonts w:eastAsia="Calibri" w:cs="Calibri" w:ascii="Calibri" w:hAnsi="Calibri"/>

--- a/DS6015_syllabus.docx
+++ b/DS6015_syllabus.docx
@@ -40,29 +40,7 @@
           <w:sz w:val="24"/>
           <w:szCs w:val="24"/>
         </w:rPr>
-        <w:t xml:space="preserve">Last updated: </w:t>
-      </w:r>
-      <w:r>
-        <w:rPr>
-          <w:rFonts w:eastAsia="Calibri" w:cs="Calibri" w:ascii="Calibri" w:hAnsi="Calibri"/>
-          <w:b w:val="false"/>
-          <w:bCs w:val="false"/>
-          <w:color w:val="000000"/>
-          <w:sz w:val="24"/>
-          <w:szCs w:val="24"/>
-        </w:rPr>
-        <w:t>September 6</w:t>
-      </w:r>
-      <w:r>
-        <w:rPr>
-          <w:rFonts w:eastAsia="Calibri" w:cs="Calibri" w:ascii="Calibri" w:hAnsi="Calibri"/>
-          <w:b w:val="false"/>
-          <w:bCs w:val="false"/>
-          <w:color w:val="000000"/>
-          <w:sz w:val="24"/>
-          <w:szCs w:val="24"/>
-        </w:rPr>
-        <w:t>, 2025</w:t>
+        <w:t>Last updated: September 6, 2025</w:t>
       </w:r>
     </w:p>
     <w:p>
@@ -322,6 +300,7 @@
       </w:hyperlink>
       <w:r>
         <w:rPr>
+          <w:rStyle w:val="InternetLink"/>
           <w:rFonts w:eastAsia="Times New Roman" w:cs="Times New Roman" w:ascii="Calibri" w:hAnsi="Calibri"/>
           <w:b w:val="false"/>
           <w:i w:val="false"/>
@@ -335,7 +314,24 @@
           <w:u w:val="none"/>
           <w:lang w:val="en-US" w:eastAsia="en-US" w:bidi="ar-SA"/>
         </w:rPr>
-        <w:t>. Tashman, A.P. Chapman and Hall/CRC.</w:t>
+        <w:t xml:space="preserve">. </w:t>
+      </w:r>
+      <w:r>
+        <w:rPr>
+          <w:rFonts w:eastAsia="Times New Roman" w:cs="Times New Roman" w:ascii="Calibri" w:hAnsi="Calibri"/>
+          <w:b w:val="false"/>
+          <w:i w:val="false"/>
+          <w:caps w:val="false"/>
+          <w:smallCaps w:val="false"/>
+          <w:color w:val="auto"/>
+          <w:spacing w:val="0"/>
+          <w:kern w:val="0"/>
+          <w:sz w:val="24"/>
+          <w:szCs w:val="24"/>
+          <w:u w:val="none"/>
+          <w:lang w:val="en-US" w:eastAsia="en-US" w:bidi="ar-SA"/>
+        </w:rPr>
+        <w:t>Tashman, A.P. Chapman and Hall/CRC.</w:t>
         <w:br/>
         <w:t>Provides coverage of the topics that come up in capstone and more generally in the data science field. Optional but recommended.</w:t>
       </w:r>
